--- a/templates/person/Order_Guardianship.docx
+++ b/templates/person/Order_Guardianship.docx
@@ -4,154 +4,665 @@
   <w:body>
     <w:p>
       <w:pPr>
-        <w:jc w:val="both"/>
-        <w:rPr>
-          <w:rFonts w:ascii="Times New Roman" w:hAnsi="Times New Roman" w:cs="Times New Roman"/>
-        </w:rPr>
-      </w:pPr>
-      <w:r>
-        <w:rPr>
-          <w:rFonts w:ascii="Times New Roman" w:hAnsi="Times New Roman" w:cs="Times New Roman"/>
-        </w:rPr>
-        <w:t>NO. _____________</w:t>
-      </w:r>
-    </w:p>
-    <w:p>
-      <w:pPr>
-        <w:jc w:val="both"/>
-        <w:rPr>
-          <w:rFonts w:ascii="Times New Roman" w:hAnsi="Times New Roman" w:cs="Times New Roman"/>
-        </w:rPr>
-      </w:pPr>
-    </w:p>
-    <w:p>
-      <w:pPr>
-        <w:jc w:val="both"/>
-        <w:rPr>
-          <w:rFonts w:ascii="Times New Roman" w:hAnsi="Times New Roman" w:cs="Times New Roman"/>
-        </w:rPr>
-      </w:pPr>
-      <w:r>
-        <w:rPr>
-          <w:rFonts w:ascii="Times New Roman" w:hAnsi="Times New Roman" w:cs="Times New Roman"/>
-        </w:rPr>
-        <w:t>IN THE INTEREST OF                                    IN PROBATE COURT NO. _____</w:t>
-      </w:r>
-    </w:p>
-    <w:p>
-      <w:pPr>
-        <w:jc w:val="both"/>
-        <w:rPr>
-          <w:rFonts w:ascii="Times New Roman" w:hAnsi="Times New Roman" w:cs="Times New Roman"/>
-        </w:rPr>
-      </w:pPr>
-      <w:proofErr w:type="gramStart"/>
-      <w:r>
-        <w:rPr>
-          <w:rFonts w:ascii="Times New Roman" w:hAnsi="Times New Roman" w:cs="Times New Roman"/>
-        </w:rPr>
-        <w:t xml:space="preserve">{{ </w:t>
-      </w:r>
-      <w:proofErr w:type="spellStart"/>
-      <w:r>
-        <w:rPr>
-          <w:rFonts w:ascii="Times New Roman" w:hAnsi="Times New Roman" w:cs="Times New Roman"/>
-        </w:rPr>
-        <w:t>Ward</w:t>
-      </w:r>
-      <w:proofErr w:type="gramEnd"/>
-      <w:r>
-        <w:rPr>
-          <w:rFonts w:ascii="Times New Roman" w:hAnsi="Times New Roman" w:cs="Times New Roman"/>
-        </w:rPr>
-        <w:t>_Full_Name</w:t>
-      </w:r>
-      <w:proofErr w:type="spellEnd"/>
-      <w:r>
-        <w:rPr>
-          <w:rFonts w:ascii="Times New Roman" w:hAnsi="Times New Roman" w:cs="Times New Roman"/>
-        </w:rPr>
-        <w:t xml:space="preserve"> | </w:t>
-      </w:r>
-      <w:proofErr w:type="gramStart"/>
-      <w:r>
-        <w:rPr>
-          <w:rFonts w:ascii="Times New Roman" w:hAnsi="Times New Roman" w:cs="Times New Roman"/>
-        </w:rPr>
-        <w:t>upper }</w:t>
-      </w:r>
-      <w:proofErr w:type="gramEnd"/>
-      <w:r>
-        <w:rPr>
-          <w:rFonts w:ascii="Times New Roman" w:hAnsi="Times New Roman" w:cs="Times New Roman"/>
-        </w:rPr>
-        <w:t xml:space="preserve">},                         </w:t>
-      </w:r>
-    </w:p>
-    <w:p>
-      <w:pPr>
-        <w:jc w:val="both"/>
-        <w:rPr>
-          <w:rFonts w:ascii="Times New Roman" w:hAnsi="Times New Roman" w:cs="Times New Roman"/>
-        </w:rPr>
-      </w:pPr>
-      <w:r>
-        <w:rPr>
-          <w:rFonts w:ascii="Times New Roman" w:hAnsi="Times New Roman" w:cs="Times New Roman"/>
-        </w:rPr>
-        <w:t xml:space="preserve">AN INCAPACITATED PERSON                            </w:t>
-      </w:r>
-      <w:proofErr w:type="gramStart"/>
-      <w:r>
-        <w:rPr>
-          <w:rFonts w:ascii="Times New Roman" w:hAnsi="Times New Roman" w:cs="Times New Roman"/>
-        </w:rPr>
-        <w:t xml:space="preserve">   {{ </w:t>
-      </w:r>
-      <w:proofErr w:type="spellStart"/>
-      <w:r>
-        <w:rPr>
-          <w:rFonts w:ascii="Times New Roman" w:hAnsi="Times New Roman" w:cs="Times New Roman"/>
-        </w:rPr>
-        <w:t>Ward</w:t>
-      </w:r>
-      <w:proofErr w:type="gramEnd"/>
-      <w:r>
-        <w:rPr>
-          <w:rFonts w:ascii="Times New Roman" w:hAnsi="Times New Roman" w:cs="Times New Roman"/>
-        </w:rPr>
-        <w:t>_Res_County</w:t>
-      </w:r>
-      <w:proofErr w:type="spellEnd"/>
-      <w:r>
-        <w:rPr>
-          <w:rFonts w:ascii="Times New Roman" w:hAnsi="Times New Roman" w:cs="Times New Roman"/>
-        </w:rPr>
-        <w:t xml:space="preserve"> | </w:t>
-      </w:r>
-      <w:proofErr w:type="gramStart"/>
-      <w:r>
-        <w:rPr>
-          <w:rFonts w:ascii="Times New Roman" w:hAnsi="Times New Roman" w:cs="Times New Roman"/>
-        </w:rPr>
-        <w:t>upper }</w:t>
-      </w:r>
-      <w:proofErr w:type="gramEnd"/>
-      <w:r>
-        <w:rPr>
-          <w:rFonts w:ascii="Times New Roman" w:hAnsi="Times New Roman" w:cs="Times New Roman"/>
-        </w:rPr>
-        <w:t>} COUNTY, TEXAS</w:t>
-      </w:r>
-    </w:p>
-    <w:p>
-      <w:pPr>
-        <w:jc w:val="both"/>
-        <w:rPr>
-          <w:rFonts w:ascii="Times New Roman" w:hAnsi="Times New Roman" w:cs="Times New Roman"/>
-        </w:rPr>
-      </w:pPr>
-    </w:p>
+        <w:tabs>
+          <w:tab w:val="center" w:pos="4680"/>
+        </w:tabs>
+        <w:spacing w:after="0" w:line="240" w:lineRule="auto"/>
+        <w:jc w:val="center"/>
+        <w:rPr>
+          <w:rFonts w:ascii="Times New Roman" w:eastAsia="Times New Roman" w:hAnsi="Times New Roman" w:cs="Times New Roman"/>
+          <w:b/>
+          <w:color w:val="000000"/>
+          <w:kern w:val="0"/>
+          <w14:ligatures w14:val="none"/>
+        </w:rPr>
+      </w:pPr>
+      <w:r>
+        <w:rPr>
+          <w:rFonts w:ascii="Times New Roman" w:eastAsia="Times New Roman" w:hAnsi="Times New Roman" w:cs="Times New Roman"/>
+          <w:b/>
+          <w:color w:val="000000"/>
+          <w:kern w:val="0"/>
+          <w14:ligatures w14:val="none"/>
+        </w:rPr>
+        <w:t>No. _____________</w:t>
+      </w:r>
+    </w:p>
+    <w:p>
+      <w:pPr>
+        <w:spacing w:after="0" w:line="240" w:lineRule="auto"/>
+        <w:rPr>
+          <w:rFonts w:ascii="Times New Roman" w:eastAsia="Times New Roman" w:hAnsi="Times New Roman" w:cs="Times New Roman"/>
+          <w:b/>
+          <w:color w:val="000000"/>
+          <w:kern w:val="0"/>
+          <w14:ligatures w14:val="none"/>
+        </w:rPr>
+      </w:pPr>
+    </w:p>
+    <w:tbl>
+      <w:tblPr>
+        <w:tblW w:w="0" w:type="auto"/>
+        <w:tblBorders>
+          <w:top w:val="nil"/>
+          <w:left w:val="nil"/>
+          <w:bottom w:val="nil"/>
+          <w:right w:val="nil"/>
+          <w:insideH w:val="nil"/>
+          <w:insideV w:val="nil"/>
+        </w:tblBorders>
+        <w:tblLayout w:type="fixed"/>
+        <w:tblCellMar>
+          <w:left w:w="120" w:type="dxa"/>
+          <w:right w:w="120" w:type="dxa"/>
+        </w:tblCellMar>
+        <w:tblLook w:val="0000" w:firstRow="0" w:lastRow="0" w:firstColumn="0" w:lastColumn="0" w:noHBand="0" w:noVBand="0"/>
+      </w:tblPr>
+      <w:tblGrid>
+        <w:gridCol w:w="4320"/>
+        <w:gridCol w:w="720"/>
+        <w:gridCol w:w="4320"/>
+      </w:tblGrid>
+      <w:tr>
+        <w:trPr>
+          <w:cantSplit/>
+        </w:trPr>
+        <w:tc>
+          <w:tcPr>
+            <w:tcW w:w="4320" w:type="dxa"/>
+            <w:tcBorders>
+              <w:top w:val="nil"/>
+              <w:left w:val="nil"/>
+              <w:bottom w:val="nil"/>
+              <w:right w:val="nil"/>
+            </w:tcBorders>
+            <w:tcMar>
+              <w:left w:w="0" w:type="dxa"/>
+              <w:right w:w="0" w:type="dxa"/>
+            </w:tcMar>
+          </w:tcPr>
+          <w:p>
+            <w:pPr>
+              <w:spacing w:after="0" w:line="240" w:lineRule="auto"/>
+              <w:rPr>
+                <w:rFonts w:ascii="Times New Roman" w:eastAsia="Times New Roman" w:hAnsi="Times New Roman" w:cs="Times New Roman"/>
+                <w:color w:val="000000"/>
+                <w:kern w:val="0"/>
+                <w14:ligatures w14:val="none"/>
+              </w:rPr>
+            </w:pPr>
+            <w:r>
+              <w:rPr>
+                <w:rFonts w:ascii="Times New Roman" w:eastAsia="Times New Roman" w:hAnsi="Times New Roman" w:cs="Times New Roman"/>
+                <w:b/>
+                <w:color w:val="000000"/>
+                <w:kern w:val="0"/>
+                <w14:ligatures w14:val="none"/>
+              </w:rPr>
+              <w:t xml:space="preserve">IN THE INTEREST OF </w:t>
+            </w:r>
+          </w:p>
+        </w:tc>
+        <w:tc>
+          <w:tcPr>
+            <w:tcW w:w="720" w:type="dxa"/>
+            <w:tcBorders>
+              <w:top w:val="nil"/>
+              <w:left w:val="nil"/>
+              <w:bottom w:val="nil"/>
+              <w:right w:val="nil"/>
+            </w:tcBorders>
+            <w:tcMar>
+              <w:left w:w="0" w:type="dxa"/>
+              <w:right w:w="0" w:type="dxa"/>
+            </w:tcMar>
+          </w:tcPr>
+          <w:p>
+            <w:pPr>
+              <w:spacing w:after="0" w:line="240" w:lineRule="auto"/>
+              <w:jc w:val="center"/>
+              <w:rPr>
+                <w:rFonts w:ascii="Times New Roman" w:eastAsia="Times New Roman" w:hAnsi="Times New Roman" w:cs="Times New Roman"/>
+                <w:color w:val="000000"/>
+                <w:kern w:val="0"/>
+                <w14:ligatures w14:val="none"/>
+              </w:rPr>
+            </w:pPr>
+            <w:r>
+              <w:rPr>
+                <w:rFonts w:ascii="Times New Roman" w:eastAsia="Times New Roman" w:hAnsi="Times New Roman" w:cs="Times New Roman"/>
+                <w:b/>
+                <w:color w:val="000000"/>
+                <w:kern w:val="0"/>
+                <w14:ligatures w14:val="none"/>
+              </w:rPr>
+              <w:t>§</w:t>
+            </w:r>
+          </w:p>
+        </w:tc>
+        <w:tc>
+          <w:tcPr>
+            <w:tcW w:w="4320" w:type="dxa"/>
+            <w:tcBorders>
+              <w:top w:val="nil"/>
+              <w:left w:val="nil"/>
+              <w:bottom w:val="nil"/>
+              <w:right w:val="nil"/>
+            </w:tcBorders>
+            <w:tcMar>
+              <w:left w:w="0" w:type="dxa"/>
+              <w:right w:w="0" w:type="dxa"/>
+            </w:tcMar>
+          </w:tcPr>
+          <w:p>
+            <w:pPr>
+              <w:spacing w:after="0" w:line="240" w:lineRule="auto"/>
+              <w:jc w:val="right"/>
+              <w:rPr>
+                <w:rFonts w:ascii="Times New Roman" w:eastAsia="Times New Roman" w:hAnsi="Times New Roman" w:cs="Times New Roman"/>
+                <w:color w:val="000000"/>
+                <w:kern w:val="0"/>
+                <w14:ligatures w14:val="none"/>
+              </w:rPr>
+            </w:pPr>
+            <w:r>
+              <w:rPr>
+                <w:rFonts w:ascii="Times New Roman" w:eastAsia="Times New Roman" w:hAnsi="Times New Roman" w:cs="Times New Roman"/>
+                <w:b/>
+                <w:color w:val="000000"/>
+                <w:kern w:val="0"/>
+                <w14:ligatures w14:val="none"/>
+              </w:rPr>
+              <w:t>IN PROBATE COURT</w:t>
+            </w:r>
+          </w:p>
+        </w:tc>
+      </w:tr>
+      <w:tr>
+        <w:trPr>
+          <w:cantSplit/>
+        </w:trPr>
+        <w:tc>
+          <w:tcPr>
+            <w:tcW w:w="4320" w:type="dxa"/>
+            <w:tcBorders>
+              <w:top w:val="nil"/>
+              <w:left w:val="nil"/>
+              <w:bottom w:val="nil"/>
+              <w:right w:val="nil"/>
+            </w:tcBorders>
+            <w:tcMar>
+              <w:left w:w="0" w:type="dxa"/>
+              <w:right w:w="0" w:type="dxa"/>
+            </w:tcMar>
+          </w:tcPr>
+          <w:p>
+            <w:pPr>
+              <w:spacing w:after="0" w:line="240" w:lineRule="auto"/>
+              <w:rPr>
+                <w:rFonts w:ascii="Times New Roman" w:eastAsia="Times New Roman" w:hAnsi="Times New Roman" w:cs="Times New Roman"/>
+                <w:color w:val="000000"/>
+                <w:kern w:val="0"/>
+                <w14:ligatures w14:val="none"/>
+              </w:rPr>
+            </w:pPr>
+          </w:p>
+        </w:tc>
+        <w:tc>
+          <w:tcPr>
+            <w:tcW w:w="720" w:type="dxa"/>
+            <w:tcBorders>
+              <w:top w:val="nil"/>
+              <w:left w:val="nil"/>
+              <w:bottom w:val="nil"/>
+              <w:right w:val="nil"/>
+            </w:tcBorders>
+            <w:tcMar>
+              <w:left w:w="0" w:type="dxa"/>
+              <w:right w:w="0" w:type="dxa"/>
+            </w:tcMar>
+          </w:tcPr>
+          <w:p>
+            <w:pPr>
+              <w:spacing w:after="0" w:line="240" w:lineRule="auto"/>
+              <w:jc w:val="center"/>
+              <w:rPr>
+                <w:rFonts w:ascii="Times New Roman" w:eastAsia="Times New Roman" w:hAnsi="Times New Roman" w:cs="Times New Roman"/>
+                <w:color w:val="000000"/>
+                <w:kern w:val="0"/>
+                <w14:ligatures w14:val="none"/>
+              </w:rPr>
+            </w:pPr>
+            <w:r>
+              <w:rPr>
+                <w:rFonts w:ascii="Times New Roman" w:eastAsia="Times New Roman" w:hAnsi="Times New Roman" w:cs="Times New Roman"/>
+                <w:b/>
+                <w:color w:val="000000"/>
+                <w:kern w:val="0"/>
+                <w14:ligatures w14:val="none"/>
+              </w:rPr>
+              <w:t>§</w:t>
+            </w:r>
+          </w:p>
+        </w:tc>
+        <w:tc>
+          <w:tcPr>
+            <w:tcW w:w="4320" w:type="dxa"/>
+            <w:tcBorders>
+              <w:top w:val="nil"/>
+              <w:left w:val="nil"/>
+              <w:bottom w:val="nil"/>
+              <w:right w:val="nil"/>
+            </w:tcBorders>
+            <w:tcMar>
+              <w:left w:w="0" w:type="dxa"/>
+              <w:right w:w="0" w:type="dxa"/>
+            </w:tcMar>
+          </w:tcPr>
+          <w:p>
+            <w:pPr>
+              <w:spacing w:after="0" w:line="240" w:lineRule="auto"/>
+              <w:jc w:val="right"/>
+              <w:rPr>
+                <w:rFonts w:ascii="Times New Roman" w:eastAsia="Times New Roman" w:hAnsi="Times New Roman" w:cs="Times New Roman"/>
+                <w:color w:val="000000"/>
+                <w:kern w:val="0"/>
+                <w14:ligatures w14:val="none"/>
+              </w:rPr>
+            </w:pPr>
+          </w:p>
+        </w:tc>
+      </w:tr>
+      <w:tr>
+        <w:trPr>
+          <w:cantSplit/>
+        </w:trPr>
+        <w:tc>
+          <w:tcPr>
+            <w:tcW w:w="4320" w:type="dxa"/>
+            <w:tcBorders>
+              <w:top w:val="nil"/>
+              <w:left w:val="nil"/>
+              <w:bottom w:val="nil"/>
+              <w:right w:val="nil"/>
+            </w:tcBorders>
+            <w:tcMar>
+              <w:left w:w="0" w:type="dxa"/>
+              <w:right w:w="0" w:type="dxa"/>
+            </w:tcMar>
+          </w:tcPr>
+          <w:p>
+            <w:pPr>
+              <w:jc w:val="both"/>
+              <w:rPr>
+                <w:rFonts w:ascii="Times New Roman" w:hAnsi="Times New Roman" w:cs="Times New Roman"/>
+                <w:b/>
+                <w:bCs/>
+              </w:rPr>
+            </w:pPr>
+            <w:r>
+              <w:rPr>
+                <w:rFonts w:ascii="Times New Roman" w:hAnsi="Times New Roman" w:cs="Times New Roman"/>
+                <w:b/>
+                <w:bCs/>
+              </w:rPr>
+              <w:t>{{ Ward_Full_Name</w:t>
+            </w:r>
+            <w:r>
+              <w:rPr>
+                <w:rFonts w:ascii="Times New Roman" w:hAnsi="Times New Roman" w:cs="Times New Roman"/>
+                <w:b/>
+                <w:bCs/>
+              </w:rPr>
+              <w:t xml:space="preserve"> </w:t>
+            </w:r>
+            <w:r>
+              <w:rPr>
+                <w:rFonts w:ascii="Times New Roman" w:hAnsi="Times New Roman" w:cs="Times New Roman"/>
+                <w:b/>
+                <w:bCs/>
+              </w:rPr>
+              <w:t>| upper</w:t>
+            </w:r>
+            <w:r>
+              <w:rPr>
+                <w:rFonts w:ascii="Times New Roman" w:hAnsi="Times New Roman" w:cs="Times New Roman"/>
+                <w:b/>
+                <w:bCs/>
+              </w:rPr>
+              <w:t xml:space="preserve"> }}</w:t>
+            </w:r>
+            <w:r>
+              <w:rPr>
+                <w:rFonts w:ascii="Times New Roman" w:eastAsia="Times New Roman" w:hAnsi="Times New Roman" w:cs="Times New Roman"/>
+                <w:b/>
+                <w:bCs/>
+                <w:color w:val="000000"/>
+                <w:kern w:val="0"/>
+                <w14:ligatures w14:val="none"/>
+              </w:rPr>
+              <w:t>,</w:t>
+            </w:r>
+          </w:p>
+        </w:tc>
+        <w:tc>
+          <w:tcPr>
+            <w:tcW w:w="720" w:type="dxa"/>
+            <w:tcBorders>
+              <w:top w:val="nil"/>
+              <w:left w:val="nil"/>
+              <w:bottom w:val="nil"/>
+              <w:right w:val="nil"/>
+            </w:tcBorders>
+            <w:tcMar>
+              <w:left w:w="0" w:type="dxa"/>
+              <w:right w:w="0" w:type="dxa"/>
+            </w:tcMar>
+          </w:tcPr>
+          <w:p>
+            <w:pPr>
+              <w:spacing w:after="0" w:line="240" w:lineRule="auto"/>
+              <w:jc w:val="center"/>
+              <w:rPr>
+                <w:rFonts w:ascii="Times New Roman" w:eastAsia="Times New Roman" w:hAnsi="Times New Roman" w:cs="Times New Roman"/>
+                <w:color w:val="000000"/>
+                <w:kern w:val="0"/>
+                <w14:ligatures w14:val="none"/>
+              </w:rPr>
+            </w:pPr>
+            <w:r>
+              <w:rPr>
+                <w:rFonts w:ascii="Times New Roman" w:eastAsia="Times New Roman" w:hAnsi="Times New Roman" w:cs="Times New Roman"/>
+                <w:b/>
+                <w:color w:val="000000"/>
+                <w:kern w:val="0"/>
+                <w14:ligatures w14:val="none"/>
+              </w:rPr>
+              <w:t>§</w:t>
+            </w:r>
+          </w:p>
+        </w:tc>
+        <w:tc>
+          <w:tcPr>
+            <w:tcW w:w="4320" w:type="dxa"/>
+            <w:tcBorders>
+              <w:top w:val="nil"/>
+              <w:left w:val="nil"/>
+              <w:bottom w:val="nil"/>
+              <w:right w:val="nil"/>
+            </w:tcBorders>
+            <w:tcMar>
+              <w:left w:w="0" w:type="dxa"/>
+              <w:right w:w="0" w:type="dxa"/>
+            </w:tcMar>
+          </w:tcPr>
+          <w:p>
+            <w:pPr>
+              <w:spacing w:after="0" w:line="240" w:lineRule="auto"/>
+              <w:jc w:val="right"/>
+              <w:rPr>
+                <w:rFonts w:ascii="Times New Roman" w:eastAsia="Times New Roman" w:hAnsi="Times New Roman" w:cs="Times New Roman"/>
+                <w:color w:val="000000"/>
+                <w:kern w:val="0"/>
+                <w14:ligatures w14:val="none"/>
+              </w:rPr>
+            </w:pPr>
+            <w:r>
+              <w:rPr>
+                <w:rFonts w:ascii="Times New Roman" w:eastAsia="Times New Roman" w:hAnsi="Times New Roman" w:cs="Times New Roman"/>
+                <w:b/>
+                <w:color w:val="000000"/>
+                <w:kern w:val="0"/>
+                <w14:ligatures w14:val="none"/>
+              </w:rPr>
+              <w:t>NO. ____</w:t>
+            </w:r>
+          </w:p>
+        </w:tc>
+      </w:tr>
+      <w:tr>
+        <w:trPr>
+          <w:cantSplit/>
+        </w:trPr>
+        <w:tc>
+          <w:tcPr>
+            <w:tcW w:w="4320" w:type="dxa"/>
+            <w:tcBorders>
+              <w:top w:val="nil"/>
+              <w:left w:val="nil"/>
+              <w:bottom w:val="nil"/>
+              <w:right w:val="nil"/>
+            </w:tcBorders>
+            <w:tcMar>
+              <w:left w:w="0" w:type="dxa"/>
+              <w:right w:w="0" w:type="dxa"/>
+            </w:tcMar>
+          </w:tcPr>
+          <w:p>
+            <w:pPr>
+              <w:spacing w:after="0" w:line="240" w:lineRule="auto"/>
+              <w:rPr>
+                <w:rFonts w:ascii="Times New Roman" w:eastAsia="Times New Roman" w:hAnsi="Times New Roman" w:cs="Times New Roman"/>
+                <w:color w:val="000000"/>
+                <w:kern w:val="0"/>
+                <w14:ligatures w14:val="none"/>
+              </w:rPr>
+            </w:pPr>
+          </w:p>
+        </w:tc>
+        <w:tc>
+          <w:tcPr>
+            <w:tcW w:w="720" w:type="dxa"/>
+            <w:tcBorders>
+              <w:top w:val="nil"/>
+              <w:left w:val="nil"/>
+              <w:bottom w:val="nil"/>
+              <w:right w:val="nil"/>
+            </w:tcBorders>
+            <w:tcMar>
+              <w:left w:w="0" w:type="dxa"/>
+              <w:right w:w="0" w:type="dxa"/>
+            </w:tcMar>
+          </w:tcPr>
+          <w:p>
+            <w:pPr>
+              <w:spacing w:after="0" w:line="240" w:lineRule="auto"/>
+              <w:jc w:val="center"/>
+              <w:rPr>
+                <w:rFonts w:ascii="Times New Roman" w:eastAsia="Times New Roman" w:hAnsi="Times New Roman" w:cs="Times New Roman"/>
+                <w:color w:val="000000"/>
+                <w:kern w:val="0"/>
+                <w14:ligatures w14:val="none"/>
+              </w:rPr>
+            </w:pPr>
+            <w:r>
+              <w:rPr>
+                <w:rFonts w:ascii="Times New Roman" w:eastAsia="Times New Roman" w:hAnsi="Times New Roman" w:cs="Times New Roman"/>
+                <w:b/>
+                <w:color w:val="000000"/>
+                <w:kern w:val="0"/>
+                <w14:ligatures w14:val="none"/>
+              </w:rPr>
+              <w:t>§</w:t>
+            </w:r>
+          </w:p>
+        </w:tc>
+        <w:tc>
+          <w:tcPr>
+            <w:tcW w:w="4320" w:type="dxa"/>
+            <w:tcBorders>
+              <w:top w:val="nil"/>
+              <w:left w:val="nil"/>
+              <w:bottom w:val="nil"/>
+              <w:right w:val="nil"/>
+            </w:tcBorders>
+            <w:tcMar>
+              <w:left w:w="0" w:type="dxa"/>
+              <w:right w:w="0" w:type="dxa"/>
+            </w:tcMar>
+          </w:tcPr>
+          <w:p>
+            <w:pPr>
+              <w:spacing w:after="0" w:line="240" w:lineRule="auto"/>
+              <w:jc w:val="right"/>
+              <w:rPr>
+                <w:rFonts w:ascii="Times New Roman" w:eastAsia="Times New Roman" w:hAnsi="Times New Roman" w:cs="Times New Roman"/>
+                <w:color w:val="000000"/>
+                <w:kern w:val="0"/>
+                <w14:ligatures w14:val="none"/>
+              </w:rPr>
+            </w:pPr>
+          </w:p>
+        </w:tc>
+      </w:tr>
+      <w:tr>
+        <w:trPr>
+          <w:cantSplit/>
+        </w:trPr>
+        <w:tc>
+          <w:tcPr>
+            <w:tcW w:w="4320" w:type="dxa"/>
+            <w:tcBorders>
+              <w:top w:val="nil"/>
+              <w:left w:val="nil"/>
+              <w:bottom w:val="nil"/>
+              <w:right w:val="nil"/>
+            </w:tcBorders>
+            <w:tcMar>
+              <w:left w:w="0" w:type="dxa"/>
+              <w:right w:w="0" w:type="dxa"/>
+            </w:tcMar>
+          </w:tcPr>
+          <w:p>
+            <w:pPr>
+              <w:spacing w:after="0" w:line="240" w:lineRule="auto"/>
+              <w:rPr>
+                <w:rFonts w:ascii="Times New Roman" w:eastAsia="Times New Roman" w:hAnsi="Times New Roman" w:cs="Times New Roman"/>
+                <w:color w:val="000000"/>
+                <w:kern w:val="0"/>
+                <w14:ligatures w14:val="none"/>
+              </w:rPr>
+            </w:pPr>
+            <w:r>
+              <w:rPr>
+                <w:rFonts w:ascii="Times New Roman" w:eastAsia="Times New Roman" w:hAnsi="Times New Roman" w:cs="Times New Roman"/>
+                <w:b/>
+                <w:color w:val="000000"/>
+                <w:kern w:val="0"/>
+                <w14:ligatures w14:val="none"/>
+              </w:rPr>
+              <w:t>AN INCAPACITATED PERSON</w:t>
+            </w:r>
+          </w:p>
+        </w:tc>
+        <w:tc>
+          <w:tcPr>
+            <w:tcW w:w="720" w:type="dxa"/>
+            <w:tcBorders>
+              <w:top w:val="nil"/>
+              <w:left w:val="nil"/>
+              <w:bottom w:val="nil"/>
+              <w:right w:val="nil"/>
+            </w:tcBorders>
+            <w:tcMar>
+              <w:left w:w="0" w:type="dxa"/>
+              <w:right w:w="0" w:type="dxa"/>
+            </w:tcMar>
+          </w:tcPr>
+          <w:p>
+            <w:pPr>
+              <w:spacing w:after="0" w:line="240" w:lineRule="auto"/>
+              <w:jc w:val="center"/>
+              <w:rPr>
+                <w:rFonts w:ascii="Times New Roman" w:eastAsia="Times New Roman" w:hAnsi="Times New Roman" w:cs="Times New Roman"/>
+                <w:color w:val="000000"/>
+                <w:kern w:val="0"/>
+                <w14:ligatures w14:val="none"/>
+              </w:rPr>
+            </w:pPr>
+            <w:r>
+              <w:rPr>
+                <w:rFonts w:ascii="Times New Roman" w:eastAsia="Times New Roman" w:hAnsi="Times New Roman" w:cs="Times New Roman"/>
+                <w:b/>
+                <w:color w:val="000000"/>
+                <w:kern w:val="0"/>
+                <w14:ligatures w14:val="none"/>
+              </w:rPr>
+              <w:t>§</w:t>
+            </w:r>
+          </w:p>
+        </w:tc>
+        <w:tc>
+          <w:tcPr>
+            <w:tcW w:w="4320" w:type="dxa"/>
+            <w:tcBorders>
+              <w:top w:val="nil"/>
+              <w:left w:val="nil"/>
+              <w:bottom w:val="nil"/>
+              <w:right w:val="nil"/>
+            </w:tcBorders>
+            <w:tcMar>
+              <w:left w:w="0" w:type="dxa"/>
+              <w:right w:w="0" w:type="dxa"/>
+            </w:tcMar>
+          </w:tcPr>
+          <w:p>
+            <w:pPr>
+              <w:spacing w:after="0" w:line="240" w:lineRule="auto"/>
+              <w:jc w:val="right"/>
+              <w:rPr>
+                <w:rFonts w:ascii="Times New Roman" w:eastAsia="Times New Roman" w:hAnsi="Times New Roman" w:cs="Times New Roman"/>
+                <w:color w:val="000000"/>
+                <w:kern w:val="0"/>
+                <w14:ligatures w14:val="none"/>
+              </w:rPr>
+            </w:pPr>
+            <w:r>
+              <w:rPr>
+                <w:rFonts w:ascii="Times New Roman" w:hAnsi="Times New Roman" w:cs="Times New Roman"/>
+                <w:b/>
+                <w:bCs/>
+              </w:rPr>
+              <w:t>{{ Ward_Res_County</w:t>
+            </w:r>
+            <w:r>
+              <w:rPr>
+                <w:rFonts w:ascii="Times New Roman" w:hAnsi="Times New Roman" w:cs="Times New Roman"/>
+                <w:b/>
+                <w:bCs/>
+              </w:rPr>
+              <w:t xml:space="preserve"> </w:t>
+            </w:r>
+            <w:r>
+              <w:rPr>
+                <w:rFonts w:ascii="Times New Roman" w:hAnsi="Times New Roman" w:cs="Times New Roman"/>
+                <w:b/>
+                <w:bCs/>
+              </w:rPr>
+              <w:t>| upper</w:t>
+            </w:r>
+            <w:r>
+              <w:rPr>
+                <w:rFonts w:ascii="Times New Roman" w:hAnsi="Times New Roman" w:cs="Times New Roman"/>
+                <w:b/>
+                <w:bCs/>
+              </w:rPr>
+              <w:t xml:space="preserve"> }}</w:t>
+            </w:r>
+            <w:r>
+              <w:rPr>
+                <w:rFonts w:ascii="Times New Roman" w:eastAsia="Times New Roman" w:hAnsi="Times New Roman" w:cs="Times New Roman"/>
+                <w:b/>
+                <w:color w:val="000000"/>
+                <w:kern w:val="0"/>
+                <w14:ligatures w14:val="none"/>
+              </w:rPr>
+              <w:t>, TEXAS</w:t>
+            </w:r>
+          </w:p>
+        </w:tc>
+      </w:tr>
+    </w:tbl>
     <w:p>
       <w:pPr>
         <w:jc w:val="both"/>
@@ -217,133 +728,7 @@
         <w:rPr>
           <w:rFonts w:ascii="Times New Roman" w:hAnsi="Times New Roman" w:cs="Times New Roman"/>
         </w:rPr>
-        <w:t xml:space="preserve">On ___________________ the Court heard the Application for Appointment of Permanent Guardian of Person of </w:t>
-      </w:r>
-      <w:proofErr w:type="gramStart"/>
-      <w:r>
-        <w:rPr>
-          <w:rFonts w:ascii="Times New Roman" w:hAnsi="Times New Roman" w:cs="Times New Roman"/>
-        </w:rPr>
-        <w:t xml:space="preserve">{{ </w:t>
-      </w:r>
-      <w:proofErr w:type="spellStart"/>
-      <w:r>
-        <w:rPr>
-          <w:rFonts w:ascii="Times New Roman" w:hAnsi="Times New Roman" w:cs="Times New Roman"/>
-        </w:rPr>
-        <w:t>Ward</w:t>
-      </w:r>
-      <w:proofErr w:type="gramEnd"/>
-      <w:r>
-        <w:rPr>
-          <w:rFonts w:ascii="Times New Roman" w:hAnsi="Times New Roman" w:cs="Times New Roman"/>
-        </w:rPr>
-        <w:t>_Full_Name</w:t>
-      </w:r>
-      <w:proofErr w:type="spellEnd"/>
-      <w:r>
-        <w:rPr>
-          <w:rFonts w:ascii="Times New Roman" w:hAnsi="Times New Roman" w:cs="Times New Roman"/>
-        </w:rPr>
-        <w:t xml:space="preserve"> | </w:t>
-      </w:r>
-      <w:proofErr w:type="gramStart"/>
-      <w:r>
-        <w:rPr>
-          <w:rFonts w:ascii="Times New Roman" w:hAnsi="Times New Roman" w:cs="Times New Roman"/>
-        </w:rPr>
-        <w:t>upper }</w:t>
-      </w:r>
-      <w:proofErr w:type="gramEnd"/>
-      <w:r>
-        <w:rPr>
-          <w:rFonts w:ascii="Times New Roman" w:hAnsi="Times New Roman" w:cs="Times New Roman"/>
-        </w:rPr>
-        <w:t xml:space="preserve">}, Ward, an incapacitated person, filed in this proceeding by </w:t>
-      </w:r>
-      <w:proofErr w:type="gramStart"/>
-      <w:r>
-        <w:rPr>
-          <w:rFonts w:ascii="Times New Roman" w:hAnsi="Times New Roman" w:cs="Times New Roman"/>
-        </w:rPr>
-        <w:t xml:space="preserve">{{ </w:t>
-      </w:r>
-      <w:proofErr w:type="spellStart"/>
-      <w:r>
-        <w:rPr>
-          <w:rFonts w:ascii="Times New Roman" w:hAnsi="Times New Roman" w:cs="Times New Roman"/>
-        </w:rPr>
-        <w:t>Client</w:t>
-      </w:r>
-      <w:proofErr w:type="gramEnd"/>
-      <w:r>
-        <w:rPr>
-          <w:rFonts w:ascii="Times New Roman" w:hAnsi="Times New Roman" w:cs="Times New Roman"/>
-        </w:rPr>
-        <w:t>_Full_Name</w:t>
-      </w:r>
-      <w:proofErr w:type="spellEnd"/>
-      <w:r>
-        <w:rPr>
-          <w:rFonts w:ascii="Times New Roman" w:hAnsi="Times New Roman" w:cs="Times New Roman"/>
-        </w:rPr>
-        <w:t xml:space="preserve"> | </w:t>
-      </w:r>
-      <w:proofErr w:type="gramStart"/>
-      <w:r>
-        <w:rPr>
-          <w:rFonts w:ascii="Times New Roman" w:hAnsi="Times New Roman" w:cs="Times New Roman"/>
-        </w:rPr>
-        <w:t>upper }</w:t>
-      </w:r>
-      <w:proofErr w:type="gramEnd"/>
-      <w:r>
-        <w:rPr>
-          <w:rFonts w:ascii="Times New Roman" w:hAnsi="Times New Roman" w:cs="Times New Roman"/>
-        </w:rPr>
-        <w:t xml:space="preserve">}, Applicant, under the authority of Sections 1101.001, 1101.151, and 1101.153 of the Texas Estates Code. Applicant appeared in person and through her attorney of record, Daniel J. MacNeil. </w:t>
-      </w:r>
-      <w:proofErr w:type="gramStart"/>
-      <w:r>
-        <w:rPr>
-          <w:rFonts w:ascii="Times New Roman" w:hAnsi="Times New Roman" w:cs="Times New Roman"/>
-        </w:rPr>
-        <w:t xml:space="preserve">{{ </w:t>
-      </w:r>
-      <w:proofErr w:type="spellStart"/>
-      <w:r>
-        <w:rPr>
-          <w:rFonts w:ascii="Times New Roman" w:hAnsi="Times New Roman" w:cs="Times New Roman"/>
-        </w:rPr>
-        <w:t>Ward</w:t>
-      </w:r>
-      <w:proofErr w:type="gramEnd"/>
-      <w:r>
-        <w:rPr>
-          <w:rFonts w:ascii="Times New Roman" w:hAnsi="Times New Roman" w:cs="Times New Roman"/>
-        </w:rPr>
-        <w:t>_Full_Name</w:t>
-      </w:r>
-      <w:proofErr w:type="spellEnd"/>
-      <w:r>
-        <w:rPr>
-          <w:rFonts w:ascii="Times New Roman" w:hAnsi="Times New Roman" w:cs="Times New Roman"/>
-        </w:rPr>
-        <w:t xml:space="preserve"> | </w:t>
-      </w:r>
-      <w:proofErr w:type="gramStart"/>
-      <w:r>
-        <w:rPr>
-          <w:rFonts w:ascii="Times New Roman" w:hAnsi="Times New Roman" w:cs="Times New Roman"/>
-        </w:rPr>
-        <w:t>upper }</w:t>
-      </w:r>
-      <w:proofErr w:type="gramEnd"/>
-      <w:r>
-        <w:rPr>
-          <w:rFonts w:ascii="Times New Roman" w:hAnsi="Times New Roman" w:cs="Times New Roman"/>
-        </w:rPr>
-        <w:t>}, Ward, appeared in person and through his attorney ad litem, ___________________________.</w:t>
+        <w:t>On ___________________ the Court heard the Application for Appointment of Permanent Guardian of Person of {{ Ward_Full_Name | upper }}, Ward, an incapacitated person, filed in this proceeding by {{ Client_Full_Name | upper }}, Applicant, under the authority of Sections 1101.001, 1101.151, and 1101.153 of the Texas Estates Code. Applicant appeared in person and through her attorney of record, Daniel J. MacNeil. {{ Ward_Full_Name | upper }}, Ward, appeared in person and through his attorney ad litem, ___________________________.</w:t>
       </w:r>
     </w:p>
     <w:p>
@@ -367,49 +752,7 @@
         <w:rPr>
           <w:rFonts w:ascii="Times New Roman" w:hAnsi="Times New Roman" w:cs="Times New Roman"/>
         </w:rPr>
-        <w:t xml:space="preserve">A record of the proceedings was recorded by _____________________, Certified Shorthand Court Reporter for </w:t>
-      </w:r>
-      <w:proofErr w:type="gramStart"/>
-      <w:r>
-        <w:rPr>
-          <w:rFonts w:ascii="Times New Roman" w:hAnsi="Times New Roman" w:cs="Times New Roman"/>
-        </w:rPr>
-        <w:t xml:space="preserve">{{ </w:t>
-      </w:r>
-      <w:proofErr w:type="spellStart"/>
-      <w:r>
-        <w:rPr>
-          <w:rFonts w:ascii="Times New Roman" w:hAnsi="Times New Roman" w:cs="Times New Roman"/>
-        </w:rPr>
-        <w:t>Ward</w:t>
-      </w:r>
-      <w:proofErr w:type="gramEnd"/>
-      <w:r>
-        <w:rPr>
-          <w:rFonts w:ascii="Times New Roman" w:hAnsi="Times New Roman" w:cs="Times New Roman"/>
-        </w:rPr>
-        <w:t>_Res_</w:t>
-      </w:r>
-      <w:proofErr w:type="gramStart"/>
-      <w:r>
-        <w:rPr>
-          <w:rFonts w:ascii="Times New Roman" w:hAnsi="Times New Roman" w:cs="Times New Roman"/>
-        </w:rPr>
-        <w:t>County</w:t>
-      </w:r>
-      <w:proofErr w:type="spellEnd"/>
-      <w:r>
-        <w:rPr>
-          <w:rFonts w:ascii="Times New Roman" w:hAnsi="Times New Roman" w:cs="Times New Roman"/>
-        </w:rPr>
-        <w:t xml:space="preserve"> }</w:t>
-      </w:r>
-      <w:proofErr w:type="gramEnd"/>
-      <w:r>
-        <w:rPr>
-          <w:rFonts w:ascii="Times New Roman" w:hAnsi="Times New Roman" w:cs="Times New Roman"/>
-        </w:rPr>
-        <w:t>} County Probate Court No. _____.</w:t>
+        <w:t>A record of the proceedings was recorded by _____________________, Certified Shorthand Court Reporter for {{ Ward_Res_County }} County Probate Court No. _____.</w:t>
       </w:r>
     </w:p>
     <w:p>
@@ -457,6 +800,7 @@
         <w:rPr>
           <w:rFonts w:ascii="Times New Roman" w:hAnsi="Times New Roman" w:cs="Times New Roman"/>
         </w:rPr>
+        <w:lastRenderedPageBreak/>
         <w:t>Ward is a totally incapacitated person, without capacity to care for himself, to manage his property, to operate a motor vehicle, to make personal decisions regarding his residence or marriage, or to vote in a public election.</w:t>
       </w:r>
     </w:p>
@@ -670,91 +1014,7 @@
         <w:rPr>
           <w:rFonts w:ascii="Times New Roman" w:hAnsi="Times New Roman" w:cs="Times New Roman"/>
         </w:rPr>
-        <w:t xml:space="preserve">IT IS ORDERED that </w:t>
-      </w:r>
-      <w:proofErr w:type="gramStart"/>
-      <w:r>
-        <w:rPr>
-          <w:rFonts w:ascii="Times New Roman" w:hAnsi="Times New Roman" w:cs="Times New Roman"/>
-        </w:rPr>
-        <w:t xml:space="preserve">{{ </w:t>
-      </w:r>
-      <w:proofErr w:type="spellStart"/>
-      <w:r>
-        <w:rPr>
-          <w:rFonts w:ascii="Times New Roman" w:hAnsi="Times New Roman" w:cs="Times New Roman"/>
-        </w:rPr>
-        <w:t>Client</w:t>
-      </w:r>
-      <w:proofErr w:type="gramEnd"/>
-      <w:r>
-        <w:rPr>
-          <w:rFonts w:ascii="Times New Roman" w:hAnsi="Times New Roman" w:cs="Times New Roman"/>
-        </w:rPr>
-        <w:t>_Full_Name</w:t>
-      </w:r>
-      <w:proofErr w:type="spellEnd"/>
-      <w:r>
-        <w:rPr>
-          <w:rFonts w:ascii="Times New Roman" w:hAnsi="Times New Roman" w:cs="Times New Roman"/>
-        </w:rPr>
-        <w:t xml:space="preserve"> | </w:t>
-      </w:r>
-      <w:proofErr w:type="gramStart"/>
-      <w:r>
-        <w:rPr>
-          <w:rFonts w:ascii="Times New Roman" w:hAnsi="Times New Roman" w:cs="Times New Roman"/>
-        </w:rPr>
-        <w:t>upper }</w:t>
-      </w:r>
-      <w:proofErr w:type="gramEnd"/>
-      <w:r>
-        <w:rPr>
-          <w:rFonts w:ascii="Times New Roman" w:hAnsi="Times New Roman" w:cs="Times New Roman"/>
-        </w:rPr>
-        <w:t xml:space="preserve">} is appointed permanent guardian of the person with full authority of </w:t>
-      </w:r>
-      <w:proofErr w:type="gramStart"/>
-      <w:r>
-        <w:rPr>
-          <w:rFonts w:ascii="Times New Roman" w:hAnsi="Times New Roman" w:cs="Times New Roman"/>
-        </w:rPr>
-        <w:t xml:space="preserve">{{ </w:t>
-      </w:r>
-      <w:proofErr w:type="spellStart"/>
-      <w:r>
-        <w:rPr>
-          <w:rFonts w:ascii="Times New Roman" w:hAnsi="Times New Roman" w:cs="Times New Roman"/>
-        </w:rPr>
-        <w:t>Ward</w:t>
-      </w:r>
-      <w:proofErr w:type="gramEnd"/>
-      <w:r>
-        <w:rPr>
-          <w:rFonts w:ascii="Times New Roman" w:hAnsi="Times New Roman" w:cs="Times New Roman"/>
-        </w:rPr>
-        <w:t>_Full_Name</w:t>
-      </w:r>
-      <w:proofErr w:type="spellEnd"/>
-      <w:r>
-        <w:rPr>
-          <w:rFonts w:ascii="Times New Roman" w:hAnsi="Times New Roman" w:cs="Times New Roman"/>
-        </w:rPr>
-        <w:t xml:space="preserve"> | </w:t>
-      </w:r>
-      <w:proofErr w:type="gramStart"/>
-      <w:r>
-        <w:rPr>
-          <w:rFonts w:ascii="Times New Roman" w:hAnsi="Times New Roman" w:cs="Times New Roman"/>
-        </w:rPr>
-        <w:t>upper }</w:t>
-      </w:r>
-      <w:proofErr w:type="gramEnd"/>
-      <w:r>
-        <w:rPr>
-          <w:rFonts w:ascii="Times New Roman" w:hAnsi="Times New Roman" w:cs="Times New Roman"/>
-        </w:rPr>
-        <w:t>} and shall exercise all the powers, rights, and duties, both general and specific, that are given to the guardian of the person in Title 3 of the Texas Estates Code, subject to further orders of this Court.</w:t>
+        <w:t>IT IS ORDERED that {{ Client_Full_Name | upper }} is appointed permanent guardian of the person with full authority of {{ Ward_Full_Name | upper }} and shall exercise all the powers, rights, and duties, both general and specific, that are given to the guardian of the person in Title 3 of the Texas Estates Code, subject to further orders of this Court.</w:t>
       </w:r>
     </w:p>
     <w:p>
@@ -825,21 +1085,7 @@
         <w:rPr>
           <w:rFonts w:ascii="Times New Roman" w:hAnsi="Times New Roman" w:cs="Times New Roman"/>
         </w:rPr>
-        <w:t xml:space="preserve">3. the power to apply for, to arrange, and to consent to </w:t>
-      </w:r>
-      <w:proofErr w:type="gramStart"/>
-      <w:r>
-        <w:rPr>
-          <w:rFonts w:ascii="Times New Roman" w:hAnsi="Times New Roman" w:cs="Times New Roman"/>
-        </w:rPr>
-        <w:t>any and all</w:t>
-      </w:r>
-      <w:proofErr w:type="gramEnd"/>
-      <w:r>
-        <w:rPr>
-          <w:rFonts w:ascii="Times New Roman" w:hAnsi="Times New Roman" w:cs="Times New Roman"/>
-        </w:rPr>
-        <w:t xml:space="preserve"> medical and dental care, including but not limited to medical tests, examinations, and the administration of medication, as required and needed by Ward;</w:t>
+        <w:t>3. the power to apply for, to arrange, and to consent to any and all medical and dental care, including but not limited to medical tests, examinations, and the administration of medication, as required and needed by Ward;</w:t>
       </w:r>
     </w:p>
     <w:p>
@@ -855,21 +1101,7 @@
         <w:rPr>
           <w:rFonts w:ascii="Times New Roman" w:hAnsi="Times New Roman" w:cs="Times New Roman"/>
         </w:rPr>
-        <w:t xml:space="preserve">4. the power to apply for, to arrange, and to consent to </w:t>
-      </w:r>
-      <w:proofErr w:type="gramStart"/>
-      <w:r>
-        <w:rPr>
-          <w:rFonts w:ascii="Times New Roman" w:hAnsi="Times New Roman" w:cs="Times New Roman"/>
-        </w:rPr>
-        <w:t>any and all</w:t>
-      </w:r>
-      <w:proofErr w:type="gramEnd"/>
-      <w:r>
-        <w:rPr>
-          <w:rFonts w:ascii="Times New Roman" w:hAnsi="Times New Roman" w:cs="Times New Roman"/>
-        </w:rPr>
-        <w:t xml:space="preserve"> psychological tests and evaluations that may be needed by Ward other than the inpatient psychiatric commitment of Ward;</w:t>
+        <w:t>4. the power to apply for, to arrange, and to consent to any and all psychological tests and evaluations that may be needed by Ward other than the inpatient psychiatric commitment of Ward;</w:t>
       </w:r>
     </w:p>
     <w:p>
@@ -973,49 +1205,7 @@
         <w:rPr>
           <w:rFonts w:ascii="Times New Roman" w:hAnsi="Times New Roman" w:cs="Times New Roman"/>
         </w:rPr>
-        <w:t xml:space="preserve">IT IS FURTHER ORDERED that </w:t>
-      </w:r>
-      <w:proofErr w:type="gramStart"/>
-      <w:r>
-        <w:rPr>
-          <w:rFonts w:ascii="Times New Roman" w:hAnsi="Times New Roman" w:cs="Times New Roman"/>
-        </w:rPr>
-        <w:t xml:space="preserve">{{ </w:t>
-      </w:r>
-      <w:proofErr w:type="spellStart"/>
-      <w:r>
-        <w:rPr>
-          <w:rFonts w:ascii="Times New Roman" w:hAnsi="Times New Roman" w:cs="Times New Roman"/>
-        </w:rPr>
-        <w:t>Ward</w:t>
-      </w:r>
-      <w:proofErr w:type="gramEnd"/>
-      <w:r>
-        <w:rPr>
-          <w:rFonts w:ascii="Times New Roman" w:hAnsi="Times New Roman" w:cs="Times New Roman"/>
-        </w:rPr>
-        <w:t>_Full_Name</w:t>
-      </w:r>
-      <w:proofErr w:type="spellEnd"/>
-      <w:r>
-        <w:rPr>
-          <w:rFonts w:ascii="Times New Roman" w:hAnsi="Times New Roman" w:cs="Times New Roman"/>
-        </w:rPr>
-        <w:t xml:space="preserve"> | </w:t>
-      </w:r>
-      <w:proofErr w:type="gramStart"/>
-      <w:r>
-        <w:rPr>
-          <w:rFonts w:ascii="Times New Roman" w:hAnsi="Times New Roman" w:cs="Times New Roman"/>
-        </w:rPr>
-        <w:t>upper }</w:t>
-      </w:r>
-      <w:proofErr w:type="gramEnd"/>
-      <w:r>
-        <w:rPr>
-          <w:rFonts w:ascii="Times New Roman" w:hAnsi="Times New Roman" w:cs="Times New Roman"/>
-        </w:rPr>
-        <w:t>} will no longer have the right to -</w:t>
+        <w:t>IT IS FURTHER ORDERED that {{ Ward_Full_Name | upper }} will no longer have the right to -</w:t>
       </w:r>
     </w:p>
     <w:p>
@@ -1123,49 +1313,7 @@
         <w:rPr>
           <w:rFonts w:ascii="Times New Roman" w:hAnsi="Times New Roman" w:cs="Times New Roman"/>
         </w:rPr>
-        <w:t xml:space="preserve">IT IS FURTHER ORDERED that </w:t>
-      </w:r>
-      <w:proofErr w:type="gramStart"/>
-      <w:r>
-        <w:rPr>
-          <w:rFonts w:ascii="Times New Roman" w:hAnsi="Times New Roman" w:cs="Times New Roman"/>
-        </w:rPr>
-        <w:t xml:space="preserve">{{ </w:t>
-      </w:r>
-      <w:proofErr w:type="spellStart"/>
-      <w:r>
-        <w:rPr>
-          <w:rFonts w:ascii="Times New Roman" w:hAnsi="Times New Roman" w:cs="Times New Roman"/>
-        </w:rPr>
-        <w:t>Client</w:t>
-      </w:r>
-      <w:proofErr w:type="gramEnd"/>
-      <w:r>
-        <w:rPr>
-          <w:rFonts w:ascii="Times New Roman" w:hAnsi="Times New Roman" w:cs="Times New Roman"/>
-        </w:rPr>
-        <w:t>_Full_Name</w:t>
-      </w:r>
-      <w:proofErr w:type="spellEnd"/>
-      <w:r>
-        <w:rPr>
-          <w:rFonts w:ascii="Times New Roman" w:hAnsi="Times New Roman" w:cs="Times New Roman"/>
-        </w:rPr>
-        <w:t xml:space="preserve"> | </w:t>
-      </w:r>
-      <w:proofErr w:type="gramStart"/>
-      <w:r>
-        <w:rPr>
-          <w:rFonts w:ascii="Times New Roman" w:hAnsi="Times New Roman" w:cs="Times New Roman"/>
-        </w:rPr>
-        <w:t>upper }</w:t>
-      </w:r>
-      <w:proofErr w:type="gramEnd"/>
-      <w:r>
-        <w:rPr>
-          <w:rFonts w:ascii="Times New Roman" w:hAnsi="Times New Roman" w:cs="Times New Roman"/>
-        </w:rPr>
-        <w:t>}, as guardian, shall comply with the provisions of the Texas Estates Code Section 1151.351 (Ward’s Bill of Rights), Section 1151.056 (Guardian’s Duty to Inform Certain Relatives About Ward’s Health and Residence), and Section 1151.051(e) (Placement of Ward in a More Restrictive Facility).</w:t>
+        <w:t>IT IS FURTHER ORDERED that {{ Client_Full_Name | upper }}, as guardian, shall comply with the provisions of the Texas Estates Code Section 1151.351 (Ward’s Bill of Rights), Section 1151.056 (Guardian’s Duty to Inform Certain Relatives About Ward’s Health and Residence), and Section 1151.051(e) (Placement of Ward in a More Restrictive Facility).</w:t>
       </w:r>
     </w:p>
     <w:p>
@@ -1190,49 +1338,7 @@
           <w:rFonts w:ascii="Times New Roman" w:hAnsi="Times New Roman" w:cs="Times New Roman"/>
         </w:rPr>
         <w:lastRenderedPageBreak/>
-        <w:t xml:space="preserve">IT IS FURTHER ORDERED that the clerk of the Court shall prepare and transmit an abstract of judgment for this proceeding to the </w:t>
-      </w:r>
-      <w:proofErr w:type="gramStart"/>
-      <w:r>
-        <w:rPr>
-          <w:rFonts w:ascii="Times New Roman" w:hAnsi="Times New Roman" w:cs="Times New Roman"/>
-        </w:rPr>
-        <w:t xml:space="preserve">{{ </w:t>
-      </w:r>
-      <w:proofErr w:type="spellStart"/>
-      <w:r>
-        <w:rPr>
-          <w:rFonts w:ascii="Times New Roman" w:hAnsi="Times New Roman" w:cs="Times New Roman"/>
-        </w:rPr>
-        <w:t>Ward</w:t>
-      </w:r>
-      <w:proofErr w:type="gramEnd"/>
-      <w:r>
-        <w:rPr>
-          <w:rFonts w:ascii="Times New Roman" w:hAnsi="Times New Roman" w:cs="Times New Roman"/>
-        </w:rPr>
-        <w:t>_Res_</w:t>
-      </w:r>
-      <w:proofErr w:type="gramStart"/>
-      <w:r>
-        <w:rPr>
-          <w:rFonts w:ascii="Times New Roman" w:hAnsi="Times New Roman" w:cs="Times New Roman"/>
-        </w:rPr>
-        <w:t>County</w:t>
-      </w:r>
-      <w:proofErr w:type="spellEnd"/>
-      <w:r>
-        <w:rPr>
-          <w:rFonts w:ascii="Times New Roman" w:hAnsi="Times New Roman" w:cs="Times New Roman"/>
-        </w:rPr>
-        <w:t xml:space="preserve"> }</w:t>
-      </w:r>
-      <w:proofErr w:type="gramEnd"/>
-      <w:r>
-        <w:rPr>
-          <w:rFonts w:ascii="Times New Roman" w:hAnsi="Times New Roman" w:cs="Times New Roman"/>
-        </w:rPr>
-        <w:t>} County Voter Registrar and to the Texas Department of Public Safety.</w:t>
+        <w:t>IT IS FURTHER ORDERED that the clerk of the Court shall prepare and transmit an abstract of judgment for this proceeding to the {{ Ward_Res_County }} County Voter Registrar and to the Texas Department of Public Safety.</w:t>
       </w:r>
     </w:p>
     <w:p>
@@ -1280,49 +1386,7 @@
         <w:rPr>
           <w:rFonts w:ascii="Times New Roman" w:hAnsi="Times New Roman" w:cs="Times New Roman"/>
         </w:rPr>
-        <w:t xml:space="preserve">IT IS FURTHER ORDERED that </w:t>
-      </w:r>
-      <w:proofErr w:type="gramStart"/>
-      <w:r>
-        <w:rPr>
-          <w:rFonts w:ascii="Times New Roman" w:hAnsi="Times New Roman" w:cs="Times New Roman"/>
-        </w:rPr>
-        <w:t xml:space="preserve">{{ </w:t>
-      </w:r>
-      <w:proofErr w:type="spellStart"/>
-      <w:r>
-        <w:rPr>
-          <w:rFonts w:ascii="Times New Roman" w:hAnsi="Times New Roman" w:cs="Times New Roman"/>
-        </w:rPr>
-        <w:t>Client</w:t>
-      </w:r>
-      <w:proofErr w:type="gramEnd"/>
-      <w:r>
-        <w:rPr>
-          <w:rFonts w:ascii="Times New Roman" w:hAnsi="Times New Roman" w:cs="Times New Roman"/>
-        </w:rPr>
-        <w:t>_Full_Name</w:t>
-      </w:r>
-      <w:proofErr w:type="spellEnd"/>
-      <w:r>
-        <w:rPr>
-          <w:rFonts w:ascii="Times New Roman" w:hAnsi="Times New Roman" w:cs="Times New Roman"/>
-        </w:rPr>
-        <w:t xml:space="preserve"> | </w:t>
-      </w:r>
-      <w:proofErr w:type="gramStart"/>
-      <w:r>
-        <w:rPr>
-          <w:rFonts w:ascii="Times New Roman" w:hAnsi="Times New Roman" w:cs="Times New Roman"/>
-        </w:rPr>
-        <w:t>upper }</w:t>
-      </w:r>
-      <w:proofErr w:type="gramEnd"/>
-      <w:r>
-        <w:rPr>
-          <w:rFonts w:ascii="Times New Roman" w:hAnsi="Times New Roman" w:cs="Times New Roman"/>
-        </w:rPr>
-        <w:t>} post a corporate surety bond in the amount of $___________ in the time required by law.</w:t>
+        <w:t>IT IS FURTHER ORDERED that {{ Client_Full_Name | upper }} post a corporate surety bond in the amount of $___________ in the time required by law.</w:t>
       </w:r>
     </w:p>
     <w:p>
@@ -1346,175 +1410,7 @@
         <w:rPr>
           <w:rFonts w:ascii="Times New Roman" w:hAnsi="Times New Roman" w:cs="Times New Roman"/>
         </w:rPr>
-        <w:t xml:space="preserve">IT IS FURTHER ORDERED that this order does not constitute authority for </w:t>
-      </w:r>
-      <w:proofErr w:type="gramStart"/>
-      <w:r>
-        <w:rPr>
-          <w:rFonts w:ascii="Times New Roman" w:hAnsi="Times New Roman" w:cs="Times New Roman"/>
-        </w:rPr>
-        <w:t xml:space="preserve">{{ </w:t>
-      </w:r>
-      <w:proofErr w:type="spellStart"/>
-      <w:r>
-        <w:rPr>
-          <w:rFonts w:ascii="Times New Roman" w:hAnsi="Times New Roman" w:cs="Times New Roman"/>
-        </w:rPr>
-        <w:t>Client</w:t>
-      </w:r>
-      <w:proofErr w:type="gramEnd"/>
-      <w:r>
-        <w:rPr>
-          <w:rFonts w:ascii="Times New Roman" w:hAnsi="Times New Roman" w:cs="Times New Roman"/>
-        </w:rPr>
-        <w:t>_Full_Name</w:t>
-      </w:r>
-      <w:proofErr w:type="spellEnd"/>
-      <w:r>
-        <w:rPr>
-          <w:rFonts w:ascii="Times New Roman" w:hAnsi="Times New Roman" w:cs="Times New Roman"/>
-        </w:rPr>
-        <w:t xml:space="preserve"> | </w:t>
-      </w:r>
-      <w:proofErr w:type="gramStart"/>
-      <w:r>
-        <w:rPr>
-          <w:rFonts w:ascii="Times New Roman" w:hAnsi="Times New Roman" w:cs="Times New Roman"/>
-        </w:rPr>
-        <w:t>upper }</w:t>
-      </w:r>
-      <w:proofErr w:type="gramEnd"/>
-      <w:r>
-        <w:rPr>
-          <w:rFonts w:ascii="Times New Roman" w:hAnsi="Times New Roman" w:cs="Times New Roman"/>
-        </w:rPr>
-        <w:t xml:space="preserve">}, the guardian of the person, to act as guardian until they are qualified according to law by filing an oath with the </w:t>
-      </w:r>
-      <w:proofErr w:type="gramStart"/>
-      <w:r>
-        <w:rPr>
-          <w:rFonts w:ascii="Times New Roman" w:hAnsi="Times New Roman" w:cs="Times New Roman"/>
-        </w:rPr>
-        <w:t xml:space="preserve">{{ </w:t>
-      </w:r>
-      <w:proofErr w:type="spellStart"/>
-      <w:r>
-        <w:rPr>
-          <w:rFonts w:ascii="Times New Roman" w:hAnsi="Times New Roman" w:cs="Times New Roman"/>
-        </w:rPr>
-        <w:t>Ward</w:t>
-      </w:r>
-      <w:proofErr w:type="gramEnd"/>
-      <w:r>
-        <w:rPr>
-          <w:rFonts w:ascii="Times New Roman" w:hAnsi="Times New Roman" w:cs="Times New Roman"/>
-        </w:rPr>
-        <w:t>_Res_</w:t>
-      </w:r>
-      <w:proofErr w:type="gramStart"/>
-      <w:r>
-        <w:rPr>
-          <w:rFonts w:ascii="Times New Roman" w:hAnsi="Times New Roman" w:cs="Times New Roman"/>
-        </w:rPr>
-        <w:t>County</w:t>
-      </w:r>
-      <w:proofErr w:type="spellEnd"/>
-      <w:r>
-        <w:rPr>
-          <w:rFonts w:ascii="Times New Roman" w:hAnsi="Times New Roman" w:cs="Times New Roman"/>
-        </w:rPr>
-        <w:t xml:space="preserve"> }</w:t>
-      </w:r>
-      <w:proofErr w:type="gramEnd"/>
-      <w:r>
-        <w:rPr>
-          <w:rFonts w:ascii="Times New Roman" w:hAnsi="Times New Roman" w:cs="Times New Roman"/>
-        </w:rPr>
-        <w:t xml:space="preserve">} County clerk's office, posting the required corporate surety bond, and having the bond approved by the judge. On qualification as guardians, the </w:t>
-      </w:r>
-      <w:proofErr w:type="gramStart"/>
-      <w:r>
-        <w:rPr>
-          <w:rFonts w:ascii="Times New Roman" w:hAnsi="Times New Roman" w:cs="Times New Roman"/>
-        </w:rPr>
-        <w:t xml:space="preserve">{{ </w:t>
-      </w:r>
-      <w:proofErr w:type="spellStart"/>
-      <w:r>
-        <w:rPr>
-          <w:rFonts w:ascii="Times New Roman" w:hAnsi="Times New Roman" w:cs="Times New Roman"/>
-        </w:rPr>
-        <w:t>Ward</w:t>
-      </w:r>
-      <w:proofErr w:type="gramEnd"/>
-      <w:r>
-        <w:rPr>
-          <w:rFonts w:ascii="Times New Roman" w:hAnsi="Times New Roman" w:cs="Times New Roman"/>
-        </w:rPr>
-        <w:t>_Res_</w:t>
-      </w:r>
-      <w:proofErr w:type="gramStart"/>
-      <w:r>
-        <w:rPr>
-          <w:rFonts w:ascii="Times New Roman" w:hAnsi="Times New Roman" w:cs="Times New Roman"/>
-        </w:rPr>
-        <w:t>County</w:t>
-      </w:r>
-      <w:proofErr w:type="spellEnd"/>
-      <w:r>
-        <w:rPr>
-          <w:rFonts w:ascii="Times New Roman" w:hAnsi="Times New Roman" w:cs="Times New Roman"/>
-        </w:rPr>
-        <w:t xml:space="preserve"> }</w:t>
-      </w:r>
-      <w:proofErr w:type="gramEnd"/>
-      <w:r>
-        <w:rPr>
-          <w:rFonts w:ascii="Times New Roman" w:hAnsi="Times New Roman" w:cs="Times New Roman"/>
-        </w:rPr>
-        <w:t xml:space="preserve">} County clerk will issue letters of guardianship, with a certified copy of this order attached, that will be evidence to all concerned of </w:t>
-      </w:r>
-      <w:proofErr w:type="gramStart"/>
-      <w:r>
-        <w:rPr>
-          <w:rFonts w:ascii="Times New Roman" w:hAnsi="Times New Roman" w:cs="Times New Roman"/>
-        </w:rPr>
-        <w:t xml:space="preserve">{{ </w:t>
-      </w:r>
-      <w:proofErr w:type="spellStart"/>
-      <w:r>
-        <w:rPr>
-          <w:rFonts w:ascii="Times New Roman" w:hAnsi="Times New Roman" w:cs="Times New Roman"/>
-        </w:rPr>
-        <w:t>Client</w:t>
-      </w:r>
-      <w:proofErr w:type="gramEnd"/>
-      <w:r>
-        <w:rPr>
-          <w:rFonts w:ascii="Times New Roman" w:hAnsi="Times New Roman" w:cs="Times New Roman"/>
-        </w:rPr>
-        <w:t>_Full_Name</w:t>
-      </w:r>
-      <w:proofErr w:type="spellEnd"/>
-      <w:r>
-        <w:rPr>
-          <w:rFonts w:ascii="Times New Roman" w:hAnsi="Times New Roman" w:cs="Times New Roman"/>
-        </w:rPr>
-        <w:t xml:space="preserve"> | </w:t>
-      </w:r>
-      <w:proofErr w:type="gramStart"/>
-      <w:r>
-        <w:rPr>
-          <w:rFonts w:ascii="Times New Roman" w:hAnsi="Times New Roman" w:cs="Times New Roman"/>
-        </w:rPr>
-        <w:t>upper }}'</w:t>
-      </w:r>
-      <w:proofErr w:type="gramEnd"/>
-      <w:r>
-        <w:rPr>
-          <w:rFonts w:ascii="Times New Roman" w:hAnsi="Times New Roman" w:cs="Times New Roman"/>
-        </w:rPr>
-        <w:t>s authority to act as guardians of the person of Ward, and that the letters of guardianship shall expire one year and four months after the guardian's date of qualification unless renewed according to law.</w:t>
+        <w:t>IT IS FURTHER ORDERED that this order does not constitute authority for {{ Client_Full_Name | upper }}, the guardian of the person, to act as guardian until they are qualified according to law by filing an oath with the {{ Ward_Res_County }} County clerk's office, posting the required corporate surety bond, and having the bond approved by the judge. On qualification as guardians, the {{ Ward_Res_County }} County clerk will issue letters of guardianship, with a certified copy of this order attached, that will be evidence to all concerned of {{ Client_Full_Name | upper }}'s authority to act as guardians of the person of Ward, and that the letters of guardianship shall expire one year and four months after the guardian's date of qualification unless renewed according to law.</w:t>
       </w:r>
     </w:p>
     <w:p>
@@ -1538,49 +1434,7 @@
         <w:rPr>
           <w:rFonts w:ascii="Times New Roman" w:hAnsi="Times New Roman" w:cs="Times New Roman"/>
         </w:rPr>
-        <w:t xml:space="preserve">IT IS FURTHER ORDERED that within twelve months from the date of qualification, and annually thereafter, </w:t>
-      </w:r>
-      <w:proofErr w:type="gramStart"/>
-      <w:r>
-        <w:rPr>
-          <w:rFonts w:ascii="Times New Roman" w:hAnsi="Times New Roman" w:cs="Times New Roman"/>
-        </w:rPr>
-        <w:t xml:space="preserve">{{ </w:t>
-      </w:r>
-      <w:proofErr w:type="spellStart"/>
-      <w:r>
-        <w:rPr>
-          <w:rFonts w:ascii="Times New Roman" w:hAnsi="Times New Roman" w:cs="Times New Roman"/>
-        </w:rPr>
-        <w:t>Client</w:t>
-      </w:r>
-      <w:proofErr w:type="gramEnd"/>
-      <w:r>
-        <w:rPr>
-          <w:rFonts w:ascii="Times New Roman" w:hAnsi="Times New Roman" w:cs="Times New Roman"/>
-        </w:rPr>
-        <w:t>_Full_Name</w:t>
-      </w:r>
-      <w:proofErr w:type="spellEnd"/>
-      <w:r>
-        <w:rPr>
-          <w:rFonts w:ascii="Times New Roman" w:hAnsi="Times New Roman" w:cs="Times New Roman"/>
-        </w:rPr>
-        <w:t xml:space="preserve"> | </w:t>
-      </w:r>
-      <w:proofErr w:type="gramStart"/>
-      <w:r>
-        <w:rPr>
-          <w:rFonts w:ascii="Times New Roman" w:hAnsi="Times New Roman" w:cs="Times New Roman"/>
-        </w:rPr>
-        <w:t>upper }</w:t>
-      </w:r>
-      <w:proofErr w:type="gramEnd"/>
-      <w:r>
-        <w:rPr>
-          <w:rFonts w:ascii="Times New Roman" w:hAnsi="Times New Roman" w:cs="Times New Roman"/>
-        </w:rPr>
-        <w:t>} will submit to the Court an annual report of the person and accept an annual visit from the County’s Court Visitor program.</w:t>
+        <w:t>IT IS FURTHER ORDERED that within twelve months from the date of qualification, and annually thereafter, {{ Client_Full_Name | upper }} will submit to the Court an annual report of the person and accept an annual visit from the County’s Court Visitor program.</w:t>
       </w:r>
     </w:p>
     <w:p>
@@ -1652,49 +1506,7 @@
         <w:rPr>
           <w:rFonts w:ascii="Times New Roman" w:hAnsi="Times New Roman" w:cs="Times New Roman"/>
         </w:rPr>
-        <w:t xml:space="preserve">IT IS FURTHER ORDERED that the Court finds that </w:t>
-      </w:r>
-      <w:proofErr w:type="gramStart"/>
-      <w:r>
-        <w:rPr>
-          <w:rFonts w:ascii="Times New Roman" w:hAnsi="Times New Roman" w:cs="Times New Roman"/>
-        </w:rPr>
-        <w:t xml:space="preserve">{{ </w:t>
-      </w:r>
-      <w:proofErr w:type="spellStart"/>
-      <w:r>
-        <w:rPr>
-          <w:rFonts w:ascii="Times New Roman" w:hAnsi="Times New Roman" w:cs="Times New Roman"/>
-        </w:rPr>
-        <w:t>Client</w:t>
-      </w:r>
-      <w:proofErr w:type="gramEnd"/>
-      <w:r>
-        <w:rPr>
-          <w:rFonts w:ascii="Times New Roman" w:hAnsi="Times New Roman" w:cs="Times New Roman"/>
-        </w:rPr>
-        <w:t>_Full_Name</w:t>
-      </w:r>
-      <w:proofErr w:type="spellEnd"/>
-      <w:r>
-        <w:rPr>
-          <w:rFonts w:ascii="Times New Roman" w:hAnsi="Times New Roman" w:cs="Times New Roman"/>
-        </w:rPr>
-        <w:t xml:space="preserve"> | </w:t>
-      </w:r>
-      <w:proofErr w:type="gramStart"/>
-      <w:r>
-        <w:rPr>
-          <w:rFonts w:ascii="Times New Roman" w:hAnsi="Times New Roman" w:cs="Times New Roman"/>
-        </w:rPr>
-        <w:t>upper }</w:t>
-      </w:r>
-      <w:proofErr w:type="gramEnd"/>
-      <w:r>
-        <w:rPr>
-          <w:rFonts w:ascii="Times New Roman" w:hAnsi="Times New Roman" w:cs="Times New Roman"/>
-        </w:rPr>
-        <w:t>} have brought this application in good faith and with just cause for the purpose of having a guardian appointed.</w:t>
+        <w:t>IT IS FURTHER ORDERED that the Court finds that {{ Client_Full_Name | upper }} have brought this application in good faith and with just cause for the purpose of having a guardian appointed.</w:t>
       </w:r>
     </w:p>
     <w:p>
